--- a/docs/internal/release-history/pre-1.0.0/customer-guides/eam/ModuPorter-EAM-Documentation-EN.docx
+++ b/docs/internal/release-history/pre-1.0.0/customer-guides/eam/ModuPorter-EAM-Documentation-EN.docx
@@ -20,7 +20,7 @@
     </w:p>
     <w:p>
       <w:r>
-        <w:t>Version 1.0.0-rc.1 • 10 October 2026 • KAOURI INNOVATECH</w:t>
+        <w:t>Version 1.0.0-rc.1 • 10 October 2026 • </w:t>
       </w:r>
     </w:p>
     <w:p>
